--- a/Sunum(6) ASÜ I. Zirve.docx
+++ b/Sunum(6) ASÜ I. Zirve.docx
@@ -3430,6 +3430,12 @@
         <w:rPr>
           <w:rFonts w:ascii="Times New Roman" w:eastAsia="Arial" w:hAnsi="Times New Roman" w:cs="Times New Roman"/>
         </w:rPr>
+        <w:t xml:space="preserve"> A.Ş.</w:t>
+      </w:r>
+      <w:r>
+        <w:rPr>
+          <w:rFonts w:ascii="Times New Roman" w:eastAsia="Arial" w:hAnsi="Times New Roman" w:cs="Times New Roman"/>
+        </w:rPr>
         <w:t xml:space="preserve">, Bahadır KAYA, </w:t>
       </w:r>
       <w:proofErr w:type="spellStart"/>
@@ -3480,7 +3486,55 @@
         <w:rPr>
           <w:rFonts w:ascii="Times New Roman" w:eastAsia="Arial" w:hAnsi="Times New Roman" w:cs="Times New Roman"/>
         </w:rPr>
-        <w:t xml:space="preserve"> AEMOT, Sami AKDOĞAN, Genel Müdür</w:t>
+        <w:t xml:space="preserve"> AEMOT</w:t>
+      </w:r>
+      <w:r>
+        <w:rPr>
+          <w:rFonts w:ascii="Times New Roman" w:eastAsia="Arial" w:hAnsi="Times New Roman" w:cs="Times New Roman"/>
+        </w:rPr>
+        <w:t xml:space="preserve"> </w:t>
+      </w:r>
+      <w:proofErr w:type="spellStart"/>
+      <w:r>
+        <w:rPr>
+          <w:rFonts w:ascii="Times New Roman" w:eastAsia="Arial" w:hAnsi="Times New Roman" w:cs="Times New Roman"/>
+        </w:rPr>
+        <w:t>Electric</w:t>
+      </w:r>
+      <w:proofErr w:type="spellEnd"/>
+      <w:r>
+        <w:rPr>
+          <w:rFonts w:ascii="Times New Roman" w:eastAsia="Arial" w:hAnsi="Times New Roman" w:cs="Times New Roman"/>
+        </w:rPr>
+        <w:t xml:space="preserve"> </w:t>
+      </w:r>
+      <w:proofErr w:type="spellStart"/>
+      <w:r>
+        <w:rPr>
+          <w:rFonts w:ascii="Times New Roman" w:eastAsia="Arial" w:hAnsi="Times New Roman" w:cs="Times New Roman"/>
+        </w:rPr>
+        <w:t>Motors</w:t>
+      </w:r>
+      <w:proofErr w:type="spellEnd"/>
+      <w:r>
+        <w:rPr>
+          <w:rFonts w:ascii="Times New Roman" w:eastAsia="Arial" w:hAnsi="Times New Roman" w:cs="Times New Roman"/>
+        </w:rPr>
+        <w:t xml:space="preserve"> &amp; </w:t>
+      </w:r>
+      <w:proofErr w:type="spellStart"/>
+      <w:r>
+        <w:rPr>
+          <w:rFonts w:ascii="Times New Roman" w:eastAsia="Arial" w:hAnsi="Times New Roman" w:cs="Times New Roman"/>
+        </w:rPr>
+        <w:t>Generators</w:t>
+      </w:r>
+      <w:proofErr w:type="spellEnd"/>
+      <w:r>
+        <w:rPr>
+          <w:rFonts w:ascii="Times New Roman" w:eastAsia="Arial" w:hAnsi="Times New Roman" w:cs="Times New Roman"/>
+        </w:rPr>
+        <w:t>, Sami AKDOĞAN, Genel Müdür</w:t>
       </w:r>
     </w:p>
     <w:p>
@@ -3531,6 +3585,12 @@
         <w:rPr>
           <w:rFonts w:ascii="Times New Roman" w:eastAsia="Arial" w:hAnsi="Times New Roman" w:cs="Times New Roman"/>
         </w:rPr>
+        <w:t xml:space="preserve"> A.Ş.</w:t>
+      </w:r>
+      <w:r>
+        <w:rPr>
+          <w:rFonts w:ascii="Times New Roman" w:eastAsia="Arial" w:hAnsi="Times New Roman" w:cs="Times New Roman"/>
+        </w:rPr>
         <w:t xml:space="preserve">, Prof. </w:t>
       </w:r>
       <w:proofErr w:type="spellStart"/>
@@ -3594,7 +3654,39 @@
         <w:rPr>
           <w:rFonts w:ascii="Times New Roman" w:eastAsia="Arial" w:hAnsi="Times New Roman" w:cs="Times New Roman"/>
         </w:rPr>
-        <w:t xml:space="preserve"> Mercedes, Ender PAK, İnsan Kaynakları Müdürü</w:t>
+        <w:t xml:space="preserve"> Mercedes</w:t>
+      </w:r>
+      <w:r>
+        <w:rPr>
+          <w:rFonts w:ascii="Times New Roman" w:eastAsia="Arial" w:hAnsi="Times New Roman" w:cs="Times New Roman"/>
+        </w:rPr>
+        <w:t>-Benz Türk A.Ş.</w:t>
+      </w:r>
+      <w:r>
+        <w:rPr>
+          <w:rFonts w:ascii="Times New Roman" w:eastAsia="Arial" w:hAnsi="Times New Roman" w:cs="Times New Roman"/>
+        </w:rPr>
+        <w:t xml:space="preserve">, </w:t>
+      </w:r>
+      <w:r>
+        <w:rPr>
+          <w:rFonts w:ascii="Times New Roman" w:eastAsia="Arial" w:hAnsi="Times New Roman" w:cs="Times New Roman"/>
+        </w:rPr>
+        <w:t xml:space="preserve">Berkay UĞUR, </w:t>
+      </w:r>
+      <w:proofErr w:type="spellStart"/>
+      <w:r>
+        <w:rPr>
+          <w:rFonts w:ascii="Times New Roman" w:eastAsia="Arial" w:hAnsi="Times New Roman" w:cs="Times New Roman"/>
+        </w:rPr>
+        <w:t>Process</w:t>
+      </w:r>
+      <w:proofErr w:type="spellEnd"/>
+      <w:r>
+        <w:rPr>
+          <w:rFonts w:ascii="Times New Roman" w:eastAsia="Arial" w:hAnsi="Times New Roman" w:cs="Times New Roman"/>
+        </w:rPr>
+        <w:t xml:space="preserve">-Planlama Müdürü </w:t>
       </w:r>
     </w:p>
     <w:p>
